--- a/2428240152_RahmatArifDwiSaputraLatihan1.docx
+++ b/2428240152_RahmatArifDwiSaputraLatihan1.docx
@@ -5477,15 +5477,12 @@
         <w:jc w:val="center"/>
       </w:pPr>
       <w:r>
-        <w:rPr>
-          <w:noProof/>
-        </w:rPr>
         <w:lastRenderedPageBreak/>
         <w:drawing>
-          <wp:inline distT="0" distB="0" distL="0" distR="0" wp14:anchorId="041AD4C1" wp14:editId="14609A87">
-            <wp:extent cx="4900000" cy="925555"/>
-            <wp:effectExtent l="0" t="0" r="0" b="0"/>
-            <wp:docPr id="102" name="Gambar 102" descr="Browser membuka localhost:3000 dan menampilkan teks dari route /"/>
+          <wp:inline distT="0" distB="0" distL="0" distR="0" wp14:anchorId="3A827C20" wp14:editId="3AE0ABD8">
+            <wp:extent cx="4401164" cy="790685"/>
+            <wp:effectExtent l="0" t="0" r="0" b="9525"/>
+            <wp:docPr id="1431911467" name="Gambar 1"/>
             <wp:cNvGraphicFramePr>
               <a:graphicFrameLocks xmlns:a="http://schemas.openxmlformats.org/drawingml/2006/main" noChangeAspect="1"/>
             </wp:cNvGraphicFramePr>
@@ -5493,7 +5490,7 @@
               <a:graphicData uri="http://schemas.openxmlformats.org/drawingml/2006/picture">
                 <pic:pic xmlns:pic="http://schemas.openxmlformats.org/drawingml/2006/picture">
                   <pic:nvPicPr>
-                    <pic:cNvPr id="102" name="g3_root.png"/>
+                    <pic:cNvPr id="1431911467" name=""/>
                     <pic:cNvPicPr/>
                   </pic:nvPicPr>
                   <pic:blipFill>
@@ -5505,16 +5502,11 @@
                   <pic:spPr>
                     <a:xfrm>
                       <a:off x="0" y="0"/>
-                      <a:ext cx="4900000" cy="925555"/>
+                      <a:ext cx="4401164" cy="790685"/>
                     </a:xfrm>
                     <a:prstGeom prst="rect">
                       <a:avLst/>
                     </a:prstGeom>
-                    <a:ln w="6350">
-                      <a:solidFill>
-                        <a:srgbClr val="CBB9BD"/>
-                      </a:solidFill>
-                    </a:ln>
                   </pic:spPr>
                 </pic:pic>
               </a:graphicData>
@@ -5589,14 +5581,11 @@
         <w:jc w:val="center"/>
       </w:pPr>
       <w:r>
-        <w:rPr>
-          <w:noProof/>
-        </w:rPr>
         <w:drawing>
-          <wp:inline distT="0" distB="0" distL="0" distR="0" wp14:anchorId="5914D92D" wp14:editId="0FDC6CAA">
-            <wp:extent cx="4900000" cy="925555"/>
-            <wp:effectExtent l="0" t="0" r="0" b="0"/>
-            <wp:docPr id="103" name="Gambar 103" descr="Browser membuka localhost:3000/mahasiswa dan menampilkan dua data mahasiswa dalam format JSON"/>
+          <wp:inline distT="0" distB="0" distL="0" distR="0" wp14:anchorId="75F7E535" wp14:editId="69D9F015">
+            <wp:extent cx="5039995" cy="741680"/>
+            <wp:effectExtent l="0" t="0" r="8255" b="1270"/>
+            <wp:docPr id="991391904" name="Gambar 1"/>
             <wp:cNvGraphicFramePr>
               <a:graphicFrameLocks xmlns:a="http://schemas.openxmlformats.org/drawingml/2006/main" noChangeAspect="1"/>
             </wp:cNvGraphicFramePr>
@@ -5604,7 +5593,7 @@
               <a:graphicData uri="http://schemas.openxmlformats.org/drawingml/2006/picture">
                 <pic:pic xmlns:pic="http://schemas.openxmlformats.org/drawingml/2006/picture">
                   <pic:nvPicPr>
-                    <pic:cNvPr id="103" name="g4_mahasiswa.png"/>
+                    <pic:cNvPr id="991391904" name=""/>
                     <pic:cNvPicPr/>
                   </pic:nvPicPr>
                   <pic:blipFill>
@@ -5616,16 +5605,11 @@
                   <pic:spPr>
                     <a:xfrm>
                       <a:off x="0" y="0"/>
-                      <a:ext cx="4900000" cy="925555"/>
+                      <a:ext cx="5039995" cy="741680"/>
                     </a:xfrm>
                     <a:prstGeom prst="rect">
                       <a:avLst/>
                     </a:prstGeom>
-                    <a:ln w="6350">
-                      <a:solidFill>
-                        <a:srgbClr val="CBB9BD"/>
-                      </a:solidFill>
-                    </a:ln>
                   </pic:spPr>
                 </pic:pic>
               </a:graphicData>
@@ -5715,14 +5699,11 @@
         <w:jc w:val="center"/>
       </w:pPr>
       <w:r>
-        <w:rPr>
-          <w:noProof/>
-        </w:rPr>
         <w:drawing>
-          <wp:inline distT="0" distB="0" distL="0" distR="0" wp14:anchorId="16417D04" wp14:editId="6965D253">
-            <wp:extent cx="4900000" cy="925555"/>
+          <wp:inline distT="0" distB="0" distL="0" distR="0" wp14:anchorId="23B8F83F" wp14:editId="0A184C8D">
+            <wp:extent cx="4553585" cy="1028844"/>
             <wp:effectExtent l="0" t="0" r="0" b="0"/>
-            <wp:docPr id="104" name="Gambar 104" descr="Browser membuka localhost:3000/mahasiswa/1 dan menampilkan data Andi dalam format JSON"/>
+            <wp:docPr id="75287855" name="Gambar 1"/>
             <wp:cNvGraphicFramePr>
               <a:graphicFrameLocks xmlns:a="http://schemas.openxmlformats.org/drawingml/2006/main" noChangeAspect="1"/>
             </wp:cNvGraphicFramePr>
@@ -5730,7 +5711,7 @@
               <a:graphicData uri="http://schemas.openxmlformats.org/drawingml/2006/picture">
                 <pic:pic xmlns:pic="http://schemas.openxmlformats.org/drawingml/2006/picture">
                   <pic:nvPicPr>
-                    <pic:cNvPr id="104" name="g5_mahasiswa_1.png"/>
+                    <pic:cNvPr id="75287855" name=""/>
                     <pic:cNvPicPr/>
                   </pic:nvPicPr>
                   <pic:blipFill>
@@ -5742,16 +5723,11 @@
                   <pic:spPr>
                     <a:xfrm>
                       <a:off x="0" y="0"/>
-                      <a:ext cx="4900000" cy="925555"/>
+                      <a:ext cx="4553585" cy="1028844"/>
                     </a:xfrm>
                     <a:prstGeom prst="rect">
                       <a:avLst/>
                     </a:prstGeom>
-                    <a:ln w="6350">
-                      <a:solidFill>
-                        <a:srgbClr val="CBB9BD"/>
-                      </a:solidFill>
-                    </a:ln>
                   </pic:spPr>
                 </pic:pic>
               </a:graphicData>
@@ -5856,14 +5832,11 @@
         <w:jc w:val="center"/>
       </w:pPr>
       <w:r>
-        <w:rPr>
-          <w:noProof/>
-        </w:rPr>
         <w:drawing>
-          <wp:inline distT="0" distB="0" distL="0" distR="0" wp14:anchorId="0242AC1F" wp14:editId="52D1DF4D">
-            <wp:extent cx="4900000" cy="925555"/>
-            <wp:effectExtent l="0" t="0" r="0" b="0"/>
-            <wp:docPr id="105" name="Gambar 105" descr="Browser membuka localhost:3000/mahasiswa?jurusan=Informatika dan menampilkan data Budi"/>
+          <wp:inline distT="0" distB="0" distL="0" distR="0" wp14:anchorId="0BA4FC56" wp14:editId="53712929">
+            <wp:extent cx="4163006" cy="933580"/>
+            <wp:effectExtent l="0" t="0" r="9525" b="0"/>
+            <wp:docPr id="314533671" name="Gambar 1"/>
             <wp:cNvGraphicFramePr>
               <a:graphicFrameLocks xmlns:a="http://schemas.openxmlformats.org/drawingml/2006/main" noChangeAspect="1"/>
             </wp:cNvGraphicFramePr>
@@ -5871,7 +5844,7 @@
               <a:graphicData uri="http://schemas.openxmlformats.org/drawingml/2006/picture">
                 <pic:pic xmlns:pic="http://schemas.openxmlformats.org/drawingml/2006/picture">
                   <pic:nvPicPr>
-                    <pic:cNvPr id="105" name="g6_filter.png"/>
+                    <pic:cNvPr id="314533671" name=""/>
                     <pic:cNvPicPr/>
                   </pic:nvPicPr>
                   <pic:blipFill>
@@ -5883,16 +5856,11 @@
                   <pic:spPr>
                     <a:xfrm>
                       <a:off x="0" y="0"/>
-                      <a:ext cx="4900000" cy="925555"/>
+                      <a:ext cx="4163006" cy="933580"/>
                     </a:xfrm>
                     <a:prstGeom prst="rect">
                       <a:avLst/>
                     </a:prstGeom>
-                    <a:ln w="6350">
-                      <a:solidFill>
-                        <a:srgbClr val="CBB9BD"/>
-                      </a:solidFill>
-                    </a:ln>
                   </pic:spPr>
                 </pic:pic>
               </a:graphicData>
@@ -5967,15 +5935,12 @@
         <w:jc w:val="center"/>
       </w:pPr>
       <w:r>
-        <w:rPr>
-          <w:noProof/>
-        </w:rPr>
         <w:lastRenderedPageBreak/>
         <w:drawing>
-          <wp:inline distT="0" distB="0" distL="0" distR="0" wp14:anchorId="58707619" wp14:editId="6D6F87DA">
-            <wp:extent cx="4900000" cy="925555"/>
-            <wp:effectExtent l="0" t="0" r="0" b="0"/>
-            <wp:docPr id="106" name="Gambar 106" descr="Browser membuka localhost:3000/mahasiswa/99 dan menampilkan pesan Data tidak ditemukan dalam format JSON"/>
+          <wp:inline distT="0" distB="0" distL="0" distR="0" wp14:anchorId="64E07696" wp14:editId="123236D4">
+            <wp:extent cx="2962688" cy="1000265"/>
+            <wp:effectExtent l="0" t="0" r="0" b="9525"/>
+            <wp:docPr id="526166040" name="Gambar 1"/>
             <wp:cNvGraphicFramePr>
               <a:graphicFrameLocks xmlns:a="http://schemas.openxmlformats.org/drawingml/2006/main" noChangeAspect="1"/>
             </wp:cNvGraphicFramePr>
@@ -5983,7 +5948,7 @@
               <a:graphicData uri="http://schemas.openxmlformats.org/drawingml/2006/picture">
                 <pic:pic xmlns:pic="http://schemas.openxmlformats.org/drawingml/2006/picture">
                   <pic:nvPicPr>
-                    <pic:cNvPr id="106" name="g7_404.png"/>
+                    <pic:cNvPr id="526166040" name=""/>
                     <pic:cNvPicPr/>
                   </pic:nvPicPr>
                   <pic:blipFill>
@@ -5995,16 +5960,11 @@
                   <pic:spPr>
                     <a:xfrm>
                       <a:off x="0" y="0"/>
-                      <a:ext cx="4900000" cy="925555"/>
+                      <a:ext cx="2962688" cy="1000265"/>
                     </a:xfrm>
                     <a:prstGeom prst="rect">
                       <a:avLst/>
                     </a:prstGeom>
-                    <a:ln w="6350">
-                      <a:solidFill>
-                        <a:srgbClr val="CBB9BD"/>
-                      </a:solidFill>
-                    </a:ln>
                   </pic:spPr>
                 </pic:pic>
               </a:graphicData>
@@ -6234,14 +6194,11 @@
         <w:jc w:val="center"/>
       </w:pPr>
       <w:r>
-        <w:rPr>
-          <w:noProof/>
-        </w:rPr>
         <w:drawing>
-          <wp:inline distT="0" distB="0" distL="0" distR="0" wp14:anchorId="0C25BC0A" wp14:editId="1EAB7AC4">
-            <wp:extent cx="4900000" cy="1840222"/>
-            <wp:effectExtent l="0" t="0" r="0" b="0"/>
-            <wp:docPr id="108" name="Gambar 108" descr="Postman menampilkan request POST ke /mahasiswa dengan body JSON nama Citra dan jurusan Sistem Informasi, response 201 Created"/>
+          <wp:inline distT="0" distB="0" distL="0" distR="0" wp14:anchorId="09A720AF" wp14:editId="1F6E1E41">
+            <wp:extent cx="5039995" cy="1811020"/>
+            <wp:effectExtent l="0" t="0" r="8255" b="0"/>
+            <wp:docPr id="273210930" name="Gambar 1"/>
             <wp:cNvGraphicFramePr>
               <a:graphicFrameLocks xmlns:a="http://schemas.openxmlformats.org/drawingml/2006/main" noChangeAspect="1"/>
             </wp:cNvGraphicFramePr>
@@ -6249,7 +6206,7 @@
               <a:graphicData uri="http://schemas.openxmlformats.org/drawingml/2006/picture">
                 <pic:pic xmlns:pic="http://schemas.openxmlformats.org/drawingml/2006/picture">
                   <pic:nvPicPr>
-                    <pic:cNvPr id="108" name="g9_post.png"/>
+                    <pic:cNvPr id="273210930" name=""/>
                     <pic:cNvPicPr/>
                   </pic:nvPicPr>
                   <pic:blipFill>
@@ -6261,16 +6218,11 @@
                   <pic:spPr>
                     <a:xfrm>
                       <a:off x="0" y="0"/>
-                      <a:ext cx="4900000" cy="1840222"/>
+                      <a:ext cx="5039995" cy="1811020"/>
                     </a:xfrm>
                     <a:prstGeom prst="rect">
                       <a:avLst/>
                     </a:prstGeom>
-                    <a:ln w="6350">
-                      <a:solidFill>
-                        <a:srgbClr val="CBB9BD"/>
-                      </a:solidFill>
-                    </a:ln>
                   </pic:spPr>
                 </pic:pic>
               </a:graphicData>
@@ -6314,7 +6266,25 @@
           <w:szCs w:val="20"/>
           <w:lang w:val="id-ID"/>
         </w:rPr>
-        <w:t>{ "nama": "Citra", "jurusan": "Sistem Informasi" }</w:t>
+        <w:t>{ "nama": "</w:t>
+      </w:r>
+      <w:r>
+        <w:rPr>
+          <w:rFonts w:ascii="Consolas" w:eastAsia="Consolas" w:hAnsi="Consolas" w:cs="Consolas"/>
+          <w:sz w:val="20"/>
+          <w:szCs w:val="20"/>
+          <w:lang w:val="id-ID"/>
+        </w:rPr>
+        <w:t>Andi</w:t>
+      </w:r>
+      <w:r>
+        <w:rPr>
+          <w:rFonts w:ascii="Consolas" w:eastAsia="Consolas" w:hAnsi="Consolas" w:cs="Consolas"/>
+          <w:sz w:val="20"/>
+          <w:szCs w:val="20"/>
+          <w:lang w:val="id-ID"/>
+        </w:rPr>
+        <w:t>", "jurusan": "Sistem Informasi" }</w:t>
       </w:r>
       <w:r>
         <w:rPr>
@@ -6390,15 +6360,12 @@
         <w:jc w:val="center"/>
       </w:pPr>
       <w:r>
-        <w:rPr>
-          <w:noProof/>
-        </w:rPr>
         <w:lastRenderedPageBreak/>
         <w:drawing>
-          <wp:inline distT="0" distB="0" distL="0" distR="0" wp14:anchorId="33916E58" wp14:editId="6D430833">
-            <wp:extent cx="4900000" cy="1551666"/>
-            <wp:effectExtent l="0" t="0" r="0" b="0"/>
-            <wp:docPr id="109" name="Gambar 109" descr="Postman menampilkan request POST ke /mahasiswa tanpa field jurusan, response 400 Bad Request"/>
+          <wp:inline distT="0" distB="0" distL="0" distR="0" wp14:anchorId="12375D55" wp14:editId="344752F3">
+            <wp:extent cx="5039995" cy="1278890"/>
+            <wp:effectExtent l="0" t="0" r="8255" b="0"/>
+            <wp:docPr id="1441679783" name="Gambar 1"/>
             <wp:cNvGraphicFramePr>
               <a:graphicFrameLocks xmlns:a="http://schemas.openxmlformats.org/drawingml/2006/main" noChangeAspect="1"/>
             </wp:cNvGraphicFramePr>
@@ -6406,7 +6373,7 @@
               <a:graphicData uri="http://schemas.openxmlformats.org/drawingml/2006/picture">
                 <pic:pic xmlns:pic="http://schemas.openxmlformats.org/drawingml/2006/picture">
                   <pic:nvPicPr>
-                    <pic:cNvPr id="109" name="g10_post_invalid.png"/>
+                    <pic:cNvPr id="1441679783" name=""/>
                     <pic:cNvPicPr/>
                   </pic:nvPicPr>
                   <pic:blipFill>
@@ -6418,16 +6385,11 @@
                   <pic:spPr>
                     <a:xfrm>
                       <a:off x="0" y="0"/>
-                      <a:ext cx="4900000" cy="1551666"/>
+                      <a:ext cx="5039995" cy="1278890"/>
                     </a:xfrm>
                     <a:prstGeom prst="rect">
                       <a:avLst/>
                     </a:prstGeom>
-                    <a:ln w="6350">
-                      <a:solidFill>
-                        <a:srgbClr val="CBB9BD"/>
-                      </a:solidFill>
-                    </a:ln>
                   </pic:spPr>
                 </pic:pic>
               </a:graphicData>
@@ -6547,14 +6509,11 @@
         <w:jc w:val="center"/>
       </w:pPr>
       <w:r>
-        <w:rPr>
-          <w:noProof/>
-        </w:rPr>
         <w:drawing>
-          <wp:inline distT="0" distB="0" distL="0" distR="0" wp14:anchorId="3F9E6B63" wp14:editId="3B8A8D4E">
-            <wp:extent cx="4900000" cy="1725888"/>
-            <wp:effectExtent l="0" t="0" r="0" b="0"/>
-            <wp:docPr id="110" name="Gambar 110" descr="Postman menampilkan request PUT ke /mahasiswa/2 dengan body nama Budi Santoso, response 200 OK"/>
+          <wp:inline distT="0" distB="0" distL="0" distR="0" wp14:anchorId="252A5B74" wp14:editId="0434A6C5">
+            <wp:extent cx="5039995" cy="1319530"/>
+            <wp:effectExtent l="0" t="0" r="8255" b="0"/>
+            <wp:docPr id="658980544" name="Gambar 1"/>
             <wp:cNvGraphicFramePr>
               <a:graphicFrameLocks xmlns:a="http://schemas.openxmlformats.org/drawingml/2006/main" noChangeAspect="1"/>
             </wp:cNvGraphicFramePr>
@@ -6562,7 +6521,7 @@
               <a:graphicData uri="http://schemas.openxmlformats.org/drawingml/2006/picture">
                 <pic:pic xmlns:pic="http://schemas.openxmlformats.org/drawingml/2006/picture">
                   <pic:nvPicPr>
-                    <pic:cNvPr id="110" name="g11_put.png"/>
+                    <pic:cNvPr id="658980544" name=""/>
                     <pic:cNvPicPr/>
                   </pic:nvPicPr>
                   <pic:blipFill>
@@ -6574,16 +6533,11 @@
                   <pic:spPr>
                     <a:xfrm>
                       <a:off x="0" y="0"/>
-                      <a:ext cx="4900000" cy="1725888"/>
+                      <a:ext cx="5039995" cy="1319530"/>
                     </a:xfrm>
                     <a:prstGeom prst="rect">
                       <a:avLst/>
                     </a:prstGeom>
-                    <a:ln w="6350">
-                      <a:solidFill>
-                        <a:srgbClr val="CBB9BD"/>
-                      </a:solidFill>
-                    </a:ln>
                   </pic:spPr>
                 </pic:pic>
               </a:graphicData>
@@ -6703,14 +6657,11 @@
         <w:jc w:val="center"/>
       </w:pPr>
       <w:r>
-        <w:rPr>
-          <w:noProof/>
-        </w:rPr>
         <w:drawing>
-          <wp:inline distT="0" distB="0" distL="0" distR="0" wp14:anchorId="4D5BC918" wp14:editId="553E7CCD">
-            <wp:extent cx="4900000" cy="778555"/>
-            <wp:effectExtent l="0" t="0" r="0" b="0"/>
-            <wp:docPr id="111" name="Gambar 111" descr="Postman menampilkan request DELETE ke /mahasiswa/3, response 204 No Content tanpa body"/>
+          <wp:inline distT="0" distB="0" distL="0" distR="0" wp14:anchorId="6040FA3C" wp14:editId="30998728">
+            <wp:extent cx="5039995" cy="1086485"/>
+            <wp:effectExtent l="0" t="0" r="8255" b="0"/>
+            <wp:docPr id="2075807042" name="Gambar 1"/>
             <wp:cNvGraphicFramePr>
               <a:graphicFrameLocks xmlns:a="http://schemas.openxmlformats.org/drawingml/2006/main" noChangeAspect="1"/>
             </wp:cNvGraphicFramePr>
@@ -6718,7 +6669,7 @@
               <a:graphicData uri="http://schemas.openxmlformats.org/drawingml/2006/picture">
                 <pic:pic xmlns:pic="http://schemas.openxmlformats.org/drawingml/2006/picture">
                   <pic:nvPicPr>
-                    <pic:cNvPr id="111" name="g12_delete.png"/>
+                    <pic:cNvPr id="2075807042" name=""/>
                     <pic:cNvPicPr/>
                   </pic:nvPicPr>
                   <pic:blipFill>
@@ -6730,16 +6681,11 @@
                   <pic:spPr>
                     <a:xfrm>
                       <a:off x="0" y="0"/>
-                      <a:ext cx="4900000" cy="778555"/>
+                      <a:ext cx="5039995" cy="1086485"/>
                     </a:xfrm>
                     <a:prstGeom prst="rect">
                       <a:avLst/>
                     </a:prstGeom>
-                    <a:ln w="6350">
-                      <a:solidFill>
-                        <a:srgbClr val="CBB9BD"/>
-                      </a:solidFill>
-                    </a:ln>
                   </pic:spPr>
                 </pic:pic>
               </a:graphicData>
@@ -6814,15 +6760,12 @@
         <w:jc w:val="center"/>
       </w:pPr>
       <w:r>
-        <w:rPr>
-          <w:noProof/>
-        </w:rPr>
         <w:lastRenderedPageBreak/>
         <w:drawing>
-          <wp:inline distT="0" distB="0" distL="0" distR="0" wp14:anchorId="5946B191" wp14:editId="0816F380">
-            <wp:extent cx="4900000" cy="958222"/>
-            <wp:effectExtent l="0" t="0" r="0" b="0"/>
-            <wp:docPr id="112" name="Gambar 112" descr="Postman menampilkan request DELETE ke /mahasiswa/3 yang sudah dihapus sebelumnya, response 404 Not Found"/>
+          <wp:inline distT="0" distB="0" distL="0" distR="0" wp14:anchorId="3DA2F36F" wp14:editId="4D12EBB3">
+            <wp:extent cx="5039995" cy="1274445"/>
+            <wp:effectExtent l="0" t="0" r="8255" b="1905"/>
+            <wp:docPr id="687858628" name="Gambar 1"/>
             <wp:cNvGraphicFramePr>
               <a:graphicFrameLocks xmlns:a="http://schemas.openxmlformats.org/drawingml/2006/main" noChangeAspect="1"/>
             </wp:cNvGraphicFramePr>
@@ -6830,7 +6773,7 @@
               <a:graphicData uri="http://schemas.openxmlformats.org/drawingml/2006/picture">
                 <pic:pic xmlns:pic="http://schemas.openxmlformats.org/drawingml/2006/picture">
                   <pic:nvPicPr>
-                    <pic:cNvPr id="112" name="g13_delete_404.png"/>
+                    <pic:cNvPr id="687858628" name=""/>
                     <pic:cNvPicPr/>
                   </pic:nvPicPr>
                   <pic:blipFill>
@@ -6842,16 +6785,11 @@
                   <pic:spPr>
                     <a:xfrm>
                       <a:off x="0" y="0"/>
-                      <a:ext cx="4900000" cy="958222"/>
+                      <a:ext cx="5039995" cy="1274445"/>
                     </a:xfrm>
                     <a:prstGeom prst="rect">
                       <a:avLst/>
                     </a:prstGeom>
-                    <a:ln w="6350">
-                      <a:solidFill>
-                        <a:srgbClr val="CBB9BD"/>
-                      </a:solidFill>
-                    </a:ln>
                   </pic:spPr>
                 </pic:pic>
               </a:graphicData>
@@ -6956,14 +6894,11 @@
         <w:jc w:val="center"/>
       </w:pPr>
       <w:r>
-        <w:rPr>
-          <w:noProof/>
-        </w:rPr>
         <w:drawing>
-          <wp:inline distT="0" distB="0" distL="0" distR="0" wp14:anchorId="73883795" wp14:editId="4BC95746">
-            <wp:extent cx="4900000" cy="925555"/>
-            <wp:effectExtent l="0" t="0" r="0" b="0"/>
-            <wp:docPr id="113" name="Gambar 113" descr="Browser membuka localhost:3000/mahasiswa dan menampilkan data akhir setelah seluruh pengujian: Andi dan Budi Santoso"/>
+          <wp:inline distT="0" distB="0" distL="0" distR="0" wp14:anchorId="7443ECAC" wp14:editId="1AD37111">
+            <wp:extent cx="5039995" cy="1701165"/>
+            <wp:effectExtent l="0" t="0" r="8255" b="0"/>
+            <wp:docPr id="914006417" name="Gambar 1"/>
             <wp:cNvGraphicFramePr>
               <a:graphicFrameLocks xmlns:a="http://schemas.openxmlformats.org/drawingml/2006/main" noChangeAspect="1"/>
             </wp:cNvGraphicFramePr>
@@ -6971,7 +6906,7 @@
               <a:graphicData uri="http://schemas.openxmlformats.org/drawingml/2006/picture">
                 <pic:pic xmlns:pic="http://schemas.openxmlformats.org/drawingml/2006/picture">
                   <pic:nvPicPr>
-                    <pic:cNvPr id="113" name="g14_final.png"/>
+                    <pic:cNvPr id="914006417" name=""/>
                     <pic:cNvPicPr/>
                   </pic:nvPicPr>
                   <pic:blipFill>
@@ -6983,16 +6918,11 @@
                   <pic:spPr>
                     <a:xfrm>
                       <a:off x="0" y="0"/>
-                      <a:ext cx="4900000" cy="925555"/>
+                      <a:ext cx="5039995" cy="1701165"/>
                     </a:xfrm>
                     <a:prstGeom prst="rect">
                       <a:avLst/>
                     </a:prstGeom>
-                    <a:ln w="6350">
-                      <a:solidFill>
-                        <a:srgbClr val="CBB9BD"/>
-                      </a:solidFill>
-                    </a:ln>
                   </pic:spPr>
                 </pic:pic>
               </a:graphicData>
@@ -7636,6 +7566,7 @@
                 <w:szCs w:val="21"/>
                 <w:lang w:val="id-ID"/>
               </w:rPr>
+              <w:lastRenderedPageBreak/>
               <w:t>5</w:t>
             </w:r>
           </w:p>
@@ -7826,7 +7757,6 @@
         <w:rPr>
           <w:lang w:val="id-ID"/>
         </w:rPr>
-        <w:lastRenderedPageBreak/>
         <w:t>Praktikum ini memperlihatkan tiga sumber data yang dapat diterima server dari client. Route parameter (</w:t>
       </w:r>
       <w:r>
@@ -8346,6 +8276,7 @@
         <w:rPr>
           <w:lang w:val="id-ID"/>
         </w:rPr>
+        <w:lastRenderedPageBreak/>
         <w:t>1.</w:t>
       </w:r>
       <w:r>
@@ -8465,7 +8396,6 @@
         <w:rPr>
           <w:lang w:val="id-ID"/>
         </w:rPr>
-        <w:lastRenderedPageBreak/>
         <w:t>3.</w:t>
       </w:r>
       <w:r>
@@ -11466,6 +11396,7 @@
   <w:style w:type="character" w:default="1" w:styleId="FontParagrafDefault">
     <w:name w:val="Default Paragraph Font"/>
     <w:uiPriority w:val="1"/>
+    <w:semiHidden/>
     <w:unhideWhenUsed/>
   </w:style>
   <w:style w:type="table" w:default="1" w:styleId="TabelNormal">
